--- a/templates/办公.docx
+++ b/templates/办公.docx
@@ -493,7 +493,7 @@
           <w:szCs w:val="28"/>
           <w:lang w:val="en-US" w:eastAsia="zh-CN" w:bidi="ar-SA"/>
         </w:rPr>
-        <w:t>估价对象：{{ owner }}位于{{ address }}的房地产。估价对象已取得《不动产权证》，根据《委托评估协议书》复印件记载估价对象基本情况如下：</w:t>
+        <w:t>估价对象</w:t>
       </w:r>
       <w:r>
         <w:rPr>
@@ -503,7 +503,7 @@
           <w:szCs w:val="28"/>
           <w:lang w:val="en-US" w:eastAsia="zh-CN" w:bidi="ar-SA"/>
         </w:rPr>
-        <w:t/>
+        <w:t>：</w:t>
       </w:r>
       <w:bookmarkStart w:id="7" w:name="OLE_LINK1_ai"/>
       <w:r>
@@ -514,7 +514,7 @@
           <w:szCs w:val="28"/>
           <w:lang w:val="en-US" w:eastAsia="zh-CN" w:bidi="ar-SA"/>
         </w:rPr>
-        <w:t/>
+        <w:t>{{ owner }}位于{{ address }}的房地产。</w:t>
       </w:r>
       <w:bookmarkEnd w:id="7"/>
       <w:r>
@@ -525,7 +525,7 @@
           <w:szCs w:val="28"/>
           <w:lang w:val="en-US" w:eastAsia="zh-CN" w:bidi="ar-SA"/>
         </w:rPr>
-        <w:t/>
+        <w:t>估价对象已取得《不动产权证》，根据《委托评估协议书》记载估价对象基本情况如下：</w:t>
       </w:r>
     </w:p>
     <w:tbl>
@@ -6665,7 +6665,7 @@
           <w:sz w:val="28"/>
           <w:szCs w:val="28"/>
         </w:rPr>
-        <w:t>2.注册房地产估价师已对安全、环境污染等影响估价对象价值的重大因素给予了关注，在无理由怀疑估价对象存在安全隐患且无相应的专业机构进行鉴定、检测的情况下，假定估价对象能正常安全使用。</w:t>
+        <w:t>2.注册房地产估价师已对房屋安全、环境污染等影响估价对象价值的重大因素给予了关注，在无理由怀疑估价对象存在安全隐患且无相应的专业机构进行鉴定、检测的情况下，假定估价对象能正常安全使用。</w:t>
       </w:r>
     </w:p>
     <w:p>
@@ -7088,7 +7088,7 @@
           <w:szCs w:val="28"/>
           <w:lang w:val="en-US" w:eastAsia="zh-CN" w:bidi="ar-SA"/>
         </w:rPr>
-        <w:t>依据不足假设是指在估价委托人无法提供估价所必需的反映估价对象状况的资料以及注册房地产估价师进行了尽职调查仍然难以取得该资料的情况下，对缺少该资料及对相应的估价对象状况的合理假定。估价对象已取得《不动产权证》，且为浙（2020）萧山区不动产权第0038943号《不动产权证》中的一部分，根据《委托评估协议书》复印件设定：{{ owner }}位于{{ address }}的房地产，估价对象范围为房屋建筑面积723.69平方米及其分摊的土地使用权，设定出租用途为办公。若离开上述前提，本次估价结果应做相应调整乃至重新评估。</w:t>
+        <w:t>依据不足假设是指在估价委托人无法提供估价所必需的反映估价对象状况的资料以及注册房地产估价师进行了尽职调查仍然难以取得该资料的情况下，对缺少该资料及对相应的估价对象状况的合理假定。估价对象已取得《不动产权证》，且为浙（2020）萧山区不动产权第0038943号《不动产权证》中的一部分，根据《委托评估协议书》设定：{{ owner }}位于{{ address }}的房地产，估价对象范围为房屋建筑面积723.69平方米及其分摊的土地使用权，设定出租用途为办公。若离开上述前提，本次估价结果应做相应调整乃至重新评估。</w:t>
       </w:r>
     </w:p>
     <w:p>
@@ -7843,7 +7843,7 @@
           <w:szCs w:val="28"/>
           <w:lang w:val="en-US" w:eastAsia="zh-CN" w:bidi="ar-SA"/>
         </w:rPr>
-        <w:t>{{ owner }}位于{{ address }}的房地产。估价对象已取得《不动产权证》。根据《委托评估协议书》复印件记载估价对象基本情况如下：</w:t>
+        <w:t>{{ owner }}位于{{ address }}的房地产。估价对象已取得《不动产权证》。根据《委托评估协议书》记载估价对象基本情况如下：</w:t>
       </w:r>
     </w:p>
     <w:tbl>

--- a/templates/办公.docx
+++ b/templates/办公.docx
@@ -16895,6 +16895,27 @@
           <w:sz w:val="44"/>
           <w:szCs w:val="44"/>
         </w:rPr>
+      </w:r>
+    </w:p>
+    <w:p>
+      <w:pPr>
+        <w:jc w:val="center"/>
+      </w:pPr>
+      <w:r>
+        <w:t>{% if has_attachments %}</w:t>
+      </w:r>
+      <w:r>
+        <w:br w:type="page"/>
+        <w:t>{% for img in attachment_images %}</w:t>
+      </w:r>
+      <w:r>
+        <w:t>{{ img }}</w:t>
+      </w:r>
+      <w:r>
+        <w:t>{% endfor %}</w:t>
+      </w:r>
+      <w:r>
+        <w:t>{% endif %}</w:t>
       </w:r>
     </w:p>
     <w:sectPr>

--- a/templates/办公.docx
+++ b/templates/办公.docx
@@ -59,7 +59,7 @@
           <w:szCs w:val="32"/>
           <w:lang w:val="en-US" w:eastAsia="zh-CN" w:bidi="ar-SA"/>
         </w:rPr>
-        <w:t>萧山区北干街道萧山科创中心3幢1206室和</w:t>
+        <w:t>{{ address }}</w:t>
       </w:r>
       <w:bookmarkStart w:id="2" w:name="OLE_LINK6_ai"/>
       <w:bookmarkEnd w:id="2"/>
@@ -71,7 +71,7 @@
           <w:szCs w:val="32"/>
           <w:lang w:val="en-US" w:eastAsia="zh-CN" w:bidi="ar-SA"/>
         </w:rPr>
-        <w:t>3幢1208室</w:t>
+        <w:t/>
       </w:r>
     </w:p>
     <w:p>
@@ -191,7 +191,7 @@
           <w:szCs w:val="32"/>
           <w:lang w:val="en-US" w:eastAsia="zh-CN" w:bidi="ar-SA"/>
         </w:rPr>
-        <w:t>估 价 委 托 人：</w:t>
+        <w:t>估 价 委 托 人：{{ client }}</w:t>
       </w:r>
       <w:r>
         <w:rPr>
@@ -201,7 +201,7 @@
           <w:szCs w:val="32"/>
           <w:lang w:val="en-US" w:eastAsia="zh-CN" w:bidi="ar-SA"/>
         </w:rPr>
-        <w:t>{{ client }}</w:t>
+        <w:t/>
       </w:r>
     </w:p>
     <w:p>
@@ -339,7 +339,7 @@
           <w:szCs w:val="32"/>
           <w:lang w:val="en-US" w:eastAsia="zh-CN" w:bidi="ar-SA"/>
         </w:rPr>
-        <w:t>估价报告出具日期：</w:t>
+        <w:t>估价报告出具日期：{{ issue_date }}</w:t>
       </w:r>
       <w:r>
         <w:rPr>
@@ -349,7 +349,7 @@
           <w:szCs w:val="32"/>
           <w:lang w:val="en-US" w:eastAsia="zh-CN" w:bidi="ar-SA"/>
         </w:rPr>
-        <w:t>{{ issue_date }}</w:t>
+        <w:t/>
       </w:r>
     </w:p>
     <w:p>
@@ -493,7 +493,7 @@
           <w:szCs w:val="28"/>
           <w:lang w:val="en-US" w:eastAsia="zh-CN" w:bidi="ar-SA"/>
         </w:rPr>
-        <w:t>估价对象</w:t>
+        <w:t>估价对象：{{ owner }}位于{{ address }}的房地产。估价对象已取得《不动产权证》，根据《委托评估协议书》记载估价对象基本情况如下：</w:t>
       </w:r>
       <w:r>
         <w:rPr>
@@ -503,7 +503,7 @@
           <w:szCs w:val="28"/>
           <w:lang w:val="en-US" w:eastAsia="zh-CN" w:bidi="ar-SA"/>
         </w:rPr>
-        <w:t>：</w:t>
+        <w:t/>
       </w:r>
       <w:bookmarkStart w:id="7" w:name="OLE_LINK1_ai"/>
       <w:r>
@@ -514,7 +514,7 @@
           <w:szCs w:val="28"/>
           <w:lang w:val="en-US" w:eastAsia="zh-CN" w:bidi="ar-SA"/>
         </w:rPr>
-        <w:t>{{ owner }}位于{{ address }}的房地产。</w:t>
+        <w:t/>
       </w:r>
       <w:bookmarkEnd w:id="7"/>
       <w:r>
@@ -525,7 +525,7 @@
           <w:szCs w:val="28"/>
           <w:lang w:val="en-US" w:eastAsia="zh-CN" w:bidi="ar-SA"/>
         </w:rPr>
-        <w:t>估价对象已取得《不动产权证》，根据《委托评估协议书》记载估价对象基本情况如下：</w:t>
+        <w:t/>
       </w:r>
     </w:p>
     <w:tbl>
@@ -851,7 +851,7 @@
                 <w:sz w:val="20"/>
                 <w:lang w:val="en-US" w:eastAsia="zh-CN" w:bidi="ar"/>
               </w:rPr>
-              <w:t>1</w:t>
+              <w:t>{%tr for s in subjects %}</w:t>
             </w:r>
           </w:p>
         </w:tc>
@@ -1097,7 +1097,7 @@
                 <w:sz w:val="20"/>
                 <w:lang w:val="en-US" w:eastAsia="zh-CN" w:bidi="ar"/>
               </w:rPr>
-              <w:t>2</w:t>
+              <w:t>{{ s.index }}</w:t>
             </w:r>
           </w:p>
         </w:tc>
@@ -1145,7 +1145,7 @@
                 <w:sz w:val="20"/>
                 <w:lang w:val="en-US" w:eastAsia="zh-CN" w:bidi="ar"/>
               </w:rPr>
-              <w:t>{{ owner }}</w:t>
+              <w:t>{{ s.owner }}</w:t>
             </w:r>
           </w:p>
         </w:tc>
@@ -1193,7 +1193,7 @@
                 <w:sz w:val="20"/>
                 <w:lang w:val="en-US" w:eastAsia="zh-CN" w:bidi="ar"/>
               </w:rPr>
-              <w:t>萧山区北干街道萧山科创中心3幢1208室</w:t>
+              <w:t>{{ s.address }}</w:t>
             </w:r>
           </w:p>
         </w:tc>
@@ -1241,7 +1241,7 @@
                 <w:sz w:val="20"/>
                 <w:lang w:val="en-US" w:eastAsia="zh-CN" w:bidi="ar"/>
               </w:rPr>
-              <w:t>办公</w:t>
+              <w:t>{{ s.usage }}</w:t>
             </w:r>
           </w:p>
         </w:tc>
@@ -1289,7 +1289,253 @@
                 <w:sz w:val="20"/>
                 <w:lang w:val="en-US" w:eastAsia="zh-CN" w:bidi="ar"/>
               </w:rPr>
-              <w:t>356.29</w:t>
+              <w:t>{{ s.area }}</w:t>
+            </w:r>
+          </w:p>
+        </w:tc>
+      </w:tr>
+      <w:tr>
+        <w:trPr>
+          <w:trHeight w:val="285" w:hRule="atLeast"/>
+          <w:jc w:val="center"/>
+        </w:trPr>
+        <w:tc>
+          <w:tcPr>
+            <w:tcW w:w="396" w:type="pct"/>
+            <w:tcBorders>
+              <w:top w:val="single" w:color="000000" w:sz="4" w:space="0"/>
+              <w:left w:val="single" w:color="000000" w:sz="4" w:space="0"/>
+              <w:bottom w:val="single" w:color="000000" w:sz="4" w:space="0"/>
+              <w:right w:val="single" w:color="auto" w:sz="4" w:space="0"/>
+            </w:tcBorders>
+            <w:noWrap w:val="0"/>
+            <w:tcMar>
+              <w:left w:w="108" w:type="dxa"/>
+              <w:right w:w="108" w:type="dxa"/>
+            </w:tcMar>
+            <w:vAlign w:val="center"/>
+          </w:tcPr>
+          <w:p>
+            <w:pPr>
+              <w:keepNext w:val="0"/>
+              <w:keepLines w:val="0"/>
+              <w:widowControl/>
+              <w:suppressLineNumbers w:val="0"/>
+              <w:jc w:val="center"/>
+              <w:textAlignment w:val="center"/>
+              <w:rPr>
+                <w:rFonts w:hint="eastAsia" w:ascii="楷体" w:hAnsi="楷体" w:eastAsia="楷体" w:cs="楷体"/>
+                <w:i w:val="0"/>
+                <w:iCs w:val="0"/>
+                <w:color w:val="000000"/>
+                <w:kern w:val="2"/>
+                <w:sz w:val="20"/>
+                <w:szCs w:val="20"/>
+                <w:u w:val="none"/>
+                <w:lang w:val="en-US" w:eastAsia="zh-CN" w:bidi="ar-SA"/>
+              </w:rPr>
+            </w:pPr>
+            <w:r>
+              <w:rPr>
+                <w:rFonts w:hint="eastAsia" w:ascii="楷体" w:hAnsi="楷体" w:eastAsia="楷体" w:cs="楷体"/>
+                <w:color w:val="000000"/>
+                <w:kern w:val="0"/>
+                <w:sz w:val="20"/>
+                <w:lang w:val="en-US" w:eastAsia="zh-CN" w:bidi="ar"/>
+              </w:rPr>
+              <w:t>{%tr endfor %}</w:t>
+            </w:r>
+          </w:p>
+        </w:tc>
+        <w:tc>
+          <w:tcPr>
+            <w:tcW w:w="1388" w:type="pct"/>
+            <w:tcBorders>
+              <w:top w:val="single" w:color="auto" w:sz="4" w:space="0"/>
+              <w:left w:val="single" w:color="auto" w:sz="4" w:space="0"/>
+              <w:bottom w:val="single" w:color="auto" w:sz="4" w:space="0"/>
+              <w:right w:val="single" w:color="000000" w:sz="4" w:space="0"/>
+            </w:tcBorders>
+            <w:noWrap w:val="0"/>
+            <w:tcMar>
+              <w:left w:w="108" w:type="dxa"/>
+              <w:right w:w="108" w:type="dxa"/>
+            </w:tcMar>
+            <w:vAlign w:val="center"/>
+          </w:tcPr>
+          <w:p>
+            <w:pPr>
+              <w:keepNext w:val="0"/>
+              <w:keepLines w:val="0"/>
+              <w:widowControl/>
+              <w:suppressLineNumbers w:val="0"/>
+              <w:jc w:val="center"/>
+              <w:textAlignment w:val="center"/>
+              <w:rPr>
+                <w:rFonts w:hint="eastAsia" w:ascii="楷体" w:hAnsi="楷体" w:eastAsia="楷体" w:cs="楷体"/>
+                <w:i w:val="0"/>
+                <w:iCs w:val="0"/>
+                <w:color w:val="000000"/>
+                <w:kern w:val="2"/>
+                <w:sz w:val="20"/>
+                <w:szCs w:val="20"/>
+                <w:u w:val="none"/>
+                <w:lang w:val="en-US" w:eastAsia="zh-CN" w:bidi="ar-SA"/>
+              </w:rPr>
+            </w:pPr>
+            <w:r>
+              <w:rPr>
+                <w:rFonts w:hint="eastAsia" w:ascii="楷体" w:hAnsi="楷体" w:eastAsia="楷体" w:cs="楷体"/>
+                <w:color w:val="000000"/>
+                <w:kern w:val="0"/>
+                <w:sz w:val="20"/>
+                <w:lang w:val="en-US" w:eastAsia="zh-CN" w:bidi="ar"/>
+              </w:rPr>
+              <w:t>{{ owner }}</w:t>
+            </w:r>
+          </w:p>
+        </w:tc>
+        <w:tc>
+          <w:tcPr>
+            <w:tcW w:w="1326" w:type="pct"/>
+            <w:tcBorders>
+              <w:top w:val="single" w:color="auto" w:sz="4" w:space="0"/>
+              <w:left w:val="single" w:color="000000" w:sz="4" w:space="0"/>
+              <w:bottom w:val="single" w:color="auto" w:sz="4" w:space="0"/>
+              <w:right w:val="single" w:color="000000" w:sz="4" w:space="0"/>
+            </w:tcBorders>
+            <w:noWrap w:val="0"/>
+            <w:tcMar>
+              <w:left w:w="108" w:type="dxa"/>
+              <w:right w:w="108" w:type="dxa"/>
+            </w:tcMar>
+            <w:vAlign w:val="center"/>
+          </w:tcPr>
+          <w:p>
+            <w:pPr>
+              <w:keepNext w:val="0"/>
+              <w:keepLines w:val="0"/>
+              <w:widowControl/>
+              <w:suppressLineNumbers w:val="0"/>
+              <w:jc w:val="center"/>
+              <w:textAlignment w:val="center"/>
+              <w:rPr>
+                <w:rFonts w:hint="eastAsia" w:ascii="楷体" w:hAnsi="楷体" w:eastAsia="楷体" w:cs="楷体"/>
+                <w:i w:val="0"/>
+                <w:iCs w:val="0"/>
+                <w:color w:val="000000"/>
+                <w:kern w:val="2"/>
+                <w:sz w:val="20"/>
+                <w:szCs w:val="20"/>
+                <w:u w:val="none"/>
+                <w:lang w:val="en-US" w:eastAsia="zh-CN" w:bidi="ar-SA"/>
+              </w:rPr>
+            </w:pPr>
+            <w:r>
+              <w:rPr>
+                <w:rFonts w:hint="eastAsia" w:ascii="楷体" w:hAnsi="楷体" w:eastAsia="楷体" w:cs="楷体"/>
+                <w:color w:val="000000"/>
+                <w:kern w:val="0"/>
+                <w:sz w:val="20"/>
+                <w:lang w:val="en-US" w:eastAsia="zh-CN" w:bidi="ar"/>
+              </w:rPr>
+              <w:t>萧山区北干街道萧山科创中心3幢1206室</w:t>
+            </w:r>
+          </w:p>
+        </w:tc>
+        <w:tc>
+          <w:tcPr>
+            <w:tcW w:w="818" w:type="pct"/>
+            <w:tcBorders>
+              <w:top w:val="single" w:color="auto" w:sz="4" w:space="0"/>
+              <w:left w:val="single" w:color="000000" w:sz="4" w:space="0"/>
+              <w:bottom w:val="single" w:color="auto" w:sz="4" w:space="0"/>
+              <w:right w:val="single" w:color="000000" w:sz="4" w:space="0"/>
+            </w:tcBorders>
+            <w:noWrap w:val="0"/>
+            <w:tcMar>
+              <w:left w:w="108" w:type="dxa"/>
+              <w:right w:w="108" w:type="dxa"/>
+            </w:tcMar>
+            <w:vAlign w:val="center"/>
+          </w:tcPr>
+          <w:p>
+            <w:pPr>
+              <w:keepNext w:val="0"/>
+              <w:keepLines w:val="0"/>
+              <w:widowControl/>
+              <w:suppressLineNumbers w:val="0"/>
+              <w:jc w:val="center"/>
+              <w:textAlignment w:val="center"/>
+              <w:rPr>
+                <w:rFonts w:hint="eastAsia" w:ascii="楷体" w:hAnsi="楷体" w:eastAsia="楷体" w:cs="楷体"/>
+                <w:i w:val="0"/>
+                <w:iCs w:val="0"/>
+                <w:color w:val="000000"/>
+                <w:kern w:val="2"/>
+                <w:sz w:val="20"/>
+                <w:szCs w:val="20"/>
+                <w:u w:val="none"/>
+                <w:lang w:val="en-US" w:eastAsia="zh-CN" w:bidi="ar-SA"/>
+              </w:rPr>
+            </w:pPr>
+            <w:r>
+              <w:rPr>
+                <w:rFonts w:hint="eastAsia" w:ascii="楷体" w:hAnsi="楷体" w:eastAsia="楷体" w:cs="楷体"/>
+                <w:color w:val="000000"/>
+                <w:kern w:val="0"/>
+                <w:sz w:val="20"/>
+                <w:lang w:val="en-US" w:eastAsia="zh-CN" w:bidi="ar"/>
+              </w:rPr>
+              <w:t>办公</w:t>
+            </w:r>
+          </w:p>
+        </w:tc>
+        <w:tc>
+          <w:tcPr>
+            <w:tcW w:w="1069" w:type="pct"/>
+            <w:tcBorders>
+              <w:top w:val="single" w:color="auto" w:sz="4" w:space="0"/>
+              <w:left w:val="single" w:color="000000" w:sz="4" w:space="0"/>
+              <w:bottom w:val="single" w:color="auto" w:sz="4" w:space="0"/>
+              <w:right w:val="single" w:color="000000" w:sz="4" w:space="0"/>
+            </w:tcBorders>
+            <w:noWrap w:val="0"/>
+            <w:tcMar>
+              <w:left w:w="108" w:type="dxa"/>
+              <w:right w:w="108" w:type="dxa"/>
+            </w:tcMar>
+            <w:vAlign w:val="center"/>
+          </w:tcPr>
+          <w:p>
+            <w:pPr>
+              <w:keepNext w:val="0"/>
+              <w:keepLines w:val="0"/>
+              <w:widowControl/>
+              <w:suppressLineNumbers w:val="0"/>
+              <w:jc w:val="center"/>
+              <w:textAlignment w:val="center"/>
+              <w:rPr>
+                <w:rFonts w:hint="eastAsia" w:ascii="楷体" w:hAnsi="楷体" w:eastAsia="楷体" w:cs="楷体"/>
+                <w:i w:val="0"/>
+                <w:iCs w:val="0"/>
+                <w:color w:val="000000"/>
+                <w:kern w:val="2"/>
+                <w:sz w:val="20"/>
+                <w:szCs w:val="20"/>
+                <w:u w:val="none"/>
+                <w:lang w:val="en-US" w:eastAsia="zh-CN" w:bidi="ar-SA"/>
+              </w:rPr>
+            </w:pPr>
+            <w:r>
+              <w:rPr>
+                <w:rFonts w:hint="eastAsia" w:ascii="楷体" w:hAnsi="楷体" w:eastAsia="楷体" w:cs="楷体"/>
+                <w:color w:val="000000"/>
+                <w:kern w:val="0"/>
+                <w:sz w:val="20"/>
+                <w:lang w:val="en-US" w:eastAsia="zh-CN" w:bidi="ar"/>
+              </w:rPr>
+              <w:t>367.4</w:t>
             </w:r>
           </w:p>
         </w:tc>
@@ -1945,7 +2191,7 @@
                 <w:sz w:val="20"/>
                 <w:lang w:val="en-US" w:eastAsia="zh-CN" w:bidi="ar"/>
               </w:rPr>
-              <w:t>1</w:t>
+              <w:t>{%tr for s in subjects %}</w:t>
             </w:r>
           </w:p>
         </w:tc>
@@ -2287,7 +2533,7 @@
                 <w:sz w:val="20"/>
                 <w:lang w:val="en-US" w:eastAsia="zh-CN" w:bidi="ar"/>
               </w:rPr>
-              <w:t>2</w:t>
+              <w:t>{{ s.index }}</w:t>
             </w:r>
           </w:p>
         </w:tc>
@@ -2335,7 +2581,7 @@
                 <w:sz w:val="20"/>
                 <w:lang w:val="en-US" w:eastAsia="zh-CN" w:bidi="ar"/>
               </w:rPr>
-              <w:t>{{ owner }}</w:t>
+              <w:t>{{ s.owner }}</w:t>
             </w:r>
           </w:p>
         </w:tc>
@@ -2383,7 +2629,7 @@
                 <w:sz w:val="20"/>
                 <w:lang w:val="en-US" w:eastAsia="zh-CN" w:bidi="ar"/>
               </w:rPr>
-              <w:t>萧山区北干街道萧山科创中心3幢1206室</w:t>
+              <w:t>{{ s.address }}</w:t>
             </w:r>
           </w:p>
         </w:tc>
@@ -2431,7 +2677,7 @@
                 <w:sz w:val="20"/>
                 <w:lang w:val="en-US" w:eastAsia="zh-CN" w:bidi="ar"/>
               </w:rPr>
-              <w:t>办公</w:t>
+              <w:t>{{ s.usage }}</w:t>
             </w:r>
           </w:p>
         </w:tc>
@@ -2479,7 +2725,7 @@
                 <w:sz w:val="20"/>
                 <w:lang w:val="en-US" w:eastAsia="zh-CN" w:bidi="ar"/>
               </w:rPr>
-              <w:t>367.4</w:t>
+              <w:t>{{ s.area }}</w:t>
             </w:r>
           </w:p>
         </w:tc>
@@ -2527,7 +2773,7 @@
                 <w:sz w:val="20"/>
                 <w:lang w:val="en-US" w:eastAsia="zh-CN" w:bidi="ar"/>
               </w:rPr>
-              <w:t>2.83</w:t>
+              <w:t>{{ s.unit_price }}</w:t>
             </w:r>
           </w:p>
         </w:tc>
@@ -2575,7 +2821,7 @@
                 <w:sz w:val="20"/>
                 <w:lang w:val="en-US" w:eastAsia="zh-CN" w:bidi="ar"/>
               </w:rPr>
-              <w:t>379506</w:t>
+              <w:t>{{ s.annual_value }}</w:t>
             </w:r>
           </w:p>
         </w:tc>
@@ -2601,7 +2847,37 @@
             </w:tcMar>
             <w:vAlign w:val="center"/>
           </w:tcPr>
-          <w:p/>
+          <w:p>
+            <w:pPr>
+              <w:keepNext w:val="0"/>
+              <w:keepLines w:val="0"/>
+              <w:widowControl/>
+              <w:suppressLineNumbers w:val="0"/>
+              <w:jc w:val="center"/>
+              <w:textAlignment w:val="center"/>
+              <w:rPr>
+                <w:rFonts w:hint="eastAsia" w:ascii="楷体" w:hAnsi="楷体" w:eastAsia="楷体" w:cs="楷体"/>
+                <w:i w:val="0"/>
+                <w:iCs w:val="0"/>
+                <w:color w:val="000000"/>
+                <w:kern w:val="2"/>
+                <w:sz w:val="20"/>
+                <w:szCs w:val="20"/>
+                <w:u w:val="none"/>
+                <w:lang w:val="en-US" w:eastAsia="zh-CN" w:bidi="ar-SA"/>
+              </w:rPr>
+            </w:pPr>
+            <w:r>
+              <w:rPr>
+                <w:rFonts w:hint="eastAsia" w:ascii="楷体" w:hAnsi="楷体" w:eastAsia="楷体" w:cs="楷体"/>
+                <w:color w:val="000000"/>
+                <w:kern w:val="0"/>
+                <w:sz w:val="20"/>
+                <w:lang w:val="en-US" w:eastAsia="zh-CN" w:bidi="ar"/>
+              </w:rPr>
+              <w:t>{%tr endfor %}</w:t>
+            </w:r>
+          </w:p>
         </w:tc>
         <w:tc>
           <w:tcPr>
@@ -2647,7 +2923,7 @@
                 <w:sz w:val="20"/>
                 <w:lang w:val="en-US" w:eastAsia="zh-CN" w:bidi="ar"/>
               </w:rPr>
-              <w:t>合计</w:t>
+              <w:t>{{ owner }}</w:t>
             </w:r>
           </w:p>
         </w:tc>
@@ -2667,7 +2943,37 @@
             </w:tcMar>
             <w:vAlign w:val="center"/>
           </w:tcPr>
-          <w:p/>
+          <w:p>
+            <w:pPr>
+              <w:keepNext w:val="0"/>
+              <w:keepLines w:val="0"/>
+              <w:widowControl/>
+              <w:suppressLineNumbers w:val="0"/>
+              <w:jc w:val="center"/>
+              <w:textAlignment w:val="center"/>
+              <w:rPr>
+                <w:rFonts w:hint="eastAsia" w:ascii="楷体" w:hAnsi="楷体" w:eastAsia="楷体" w:cs="楷体"/>
+                <w:i w:val="0"/>
+                <w:iCs w:val="0"/>
+                <w:color w:val="000000"/>
+                <w:kern w:val="2"/>
+                <w:sz w:val="20"/>
+                <w:szCs w:val="20"/>
+                <w:u w:val="none"/>
+                <w:lang w:val="en-US" w:eastAsia="zh-CN" w:bidi="ar-SA"/>
+              </w:rPr>
+            </w:pPr>
+            <w:r>
+              <w:rPr>
+                <w:rFonts w:hint="eastAsia" w:ascii="楷体" w:hAnsi="楷体" w:eastAsia="楷体" w:cs="楷体"/>
+                <w:color w:val="000000"/>
+                <w:kern w:val="0"/>
+                <w:sz w:val="20"/>
+                <w:lang w:val="en-US" w:eastAsia="zh-CN" w:bidi="ar"/>
+              </w:rPr>
+              <w:t>萧山区北干街道萧山科创中心3幢1208室</w:t>
+            </w:r>
+          </w:p>
         </w:tc>
         <w:tc>
           <w:tcPr>
@@ -2685,7 +2991,37 @@
             </w:tcMar>
             <w:vAlign w:val="center"/>
           </w:tcPr>
-          <w:p/>
+          <w:p>
+            <w:pPr>
+              <w:keepNext w:val="0"/>
+              <w:keepLines w:val="0"/>
+              <w:widowControl/>
+              <w:suppressLineNumbers w:val="0"/>
+              <w:jc w:val="center"/>
+              <w:textAlignment w:val="center"/>
+              <w:rPr>
+                <w:rFonts w:hint="eastAsia" w:ascii="楷体" w:hAnsi="楷体" w:eastAsia="楷体" w:cs="楷体"/>
+                <w:i w:val="0"/>
+                <w:iCs w:val="0"/>
+                <w:color w:val="000000"/>
+                <w:kern w:val="2"/>
+                <w:sz w:val="20"/>
+                <w:szCs w:val="20"/>
+                <w:u w:val="none"/>
+                <w:lang w:val="en-US" w:eastAsia="zh-CN" w:bidi="ar-SA"/>
+              </w:rPr>
+            </w:pPr>
+            <w:r>
+              <w:rPr>
+                <w:rFonts w:hint="eastAsia" w:ascii="楷体" w:hAnsi="楷体" w:eastAsia="楷体" w:cs="楷体"/>
+                <w:color w:val="000000"/>
+                <w:kern w:val="0"/>
+                <w:sz w:val="20"/>
+                <w:lang w:val="en-US" w:eastAsia="zh-CN" w:bidi="ar"/>
+              </w:rPr>
+              <w:t>办公</w:t>
+            </w:r>
+          </w:p>
         </w:tc>
         <w:tc>
           <w:tcPr>
@@ -2731,7 +3067,7 @@
                 <w:sz w:val="20"/>
                 <w:lang w:val="en-US" w:eastAsia="zh-CN" w:bidi="ar"/>
               </w:rPr>
-              <w:t>723.69</w:t>
+              <w:t>356.29</w:t>
             </w:r>
           </w:p>
         </w:tc>
@@ -2751,7 +3087,37 @@
             </w:tcMar>
             <w:vAlign w:val="center"/>
           </w:tcPr>
-          <w:p/>
+          <w:p>
+            <w:pPr>
+              <w:keepNext w:val="0"/>
+              <w:keepLines w:val="0"/>
+              <w:widowControl/>
+              <w:suppressLineNumbers w:val="0"/>
+              <w:jc w:val="center"/>
+              <w:textAlignment w:val="center"/>
+              <w:rPr>
+                <w:rFonts w:hint="eastAsia" w:ascii="楷体" w:hAnsi="楷体" w:eastAsia="楷体" w:cs="楷体"/>
+                <w:i w:val="0"/>
+                <w:iCs w:val="0"/>
+                <w:color w:val="000000"/>
+                <w:kern w:val="2"/>
+                <w:sz w:val="20"/>
+                <w:szCs w:val="20"/>
+                <w:u w:val="none"/>
+                <w:lang w:val="en-US" w:eastAsia="zh-CN" w:bidi="ar-SA"/>
+              </w:rPr>
+            </w:pPr>
+            <w:r>
+              <w:rPr>
+                <w:rFonts w:hint="eastAsia" w:ascii="楷体" w:hAnsi="楷体" w:eastAsia="楷体" w:cs="楷体"/>
+                <w:color w:val="000000"/>
+                <w:kern w:val="0"/>
+                <w:sz w:val="20"/>
+                <w:lang w:val="en-US" w:eastAsia="zh-CN" w:bidi="ar"/>
+              </w:rPr>
+              <w:t>2.83</w:t>
+            </w:r>
+          </w:p>
         </w:tc>
         <w:tc>
           <w:tcPr>
@@ -2797,7 +3163,229 @@
                 <w:sz w:val="20"/>
                 <w:lang w:val="en-US" w:eastAsia="zh-CN" w:bidi="ar"/>
               </w:rPr>
-              <w:t>747536</w:t>
+              <w:t>368030</w:t>
+            </w:r>
+          </w:p>
+        </w:tc>
+      </w:tr>
+      <w:tr>
+        <w:trPr>
+          <w:trHeight w:val="285" w:hRule="atLeast"/>
+          <w:jc w:val="center"/>
+        </w:trPr>
+        <w:tc>
+          <w:tcPr>
+            <w:tcW w:w="183" w:type="pct"/>
+            <w:tcBorders>
+              <w:top w:val="single" w:color="000000" w:sz="4" w:space="0"/>
+              <w:left w:val="single" w:color="000000" w:sz="4" w:space="0"/>
+              <w:bottom w:val="single" w:color="000000" w:sz="4" w:space="0"/>
+              <w:right w:val="single" w:color="auto" w:sz="4" w:space="0"/>
+            </w:tcBorders>
+            <w:noWrap w:val="0"/>
+            <w:tcMar>
+              <w:left w:w="108" w:type="dxa"/>
+              <w:right w:w="108" w:type="dxa"/>
+            </w:tcMar>
+            <w:vAlign w:val="center"/>
+          </w:tcPr>
+          <w:p/>
+        </w:tc>
+        <w:tc>
+          <w:tcPr>
+            <w:tcW w:w="1238" w:type="pct"/>
+            <w:tcBorders>
+              <w:top w:val="single" w:color="auto" w:sz="4" w:space="0"/>
+              <w:left w:val="single" w:color="auto" w:sz="4" w:space="0"/>
+              <w:bottom w:val="single" w:color="auto" w:sz="4" w:space="0"/>
+              <w:right w:val="single" w:color="000000" w:sz="4" w:space="0"/>
+            </w:tcBorders>
+            <w:noWrap w:val="0"/>
+            <w:tcMar>
+              <w:left w:w="108" w:type="dxa"/>
+              <w:right w:w="108" w:type="dxa"/>
+            </w:tcMar>
+            <w:vAlign w:val="center"/>
+          </w:tcPr>
+          <w:p>
+            <w:pPr>
+              <w:keepNext w:val="0"/>
+              <w:keepLines w:val="0"/>
+              <w:widowControl/>
+              <w:suppressLineNumbers w:val="0"/>
+              <w:jc w:val="center"/>
+              <w:textAlignment w:val="center"/>
+              <w:rPr>
+                <w:rFonts w:hint="eastAsia" w:ascii="楷体" w:hAnsi="楷体" w:eastAsia="楷体" w:cs="楷体"/>
+                <w:i w:val="0"/>
+                <w:iCs w:val="0"/>
+                <w:color w:val="000000"/>
+                <w:kern w:val="2"/>
+                <w:sz w:val="20"/>
+                <w:szCs w:val="20"/>
+                <w:u w:val="none"/>
+                <w:lang w:val="en-US" w:eastAsia="zh-CN" w:bidi="ar-SA"/>
+              </w:rPr>
+            </w:pPr>
+            <w:r>
+              <w:rPr>
+                <w:rFonts w:hint="eastAsia" w:ascii="楷体" w:hAnsi="楷体" w:eastAsia="楷体" w:cs="楷体"/>
+                <w:color w:val="000000"/>
+                <w:kern w:val="0"/>
+                <w:sz w:val="20"/>
+                <w:lang w:val="en-US" w:eastAsia="zh-CN" w:bidi="ar"/>
+              </w:rPr>
+              <w:t>合计</w:t>
+            </w:r>
+          </w:p>
+        </w:tc>
+        <w:tc>
+          <w:tcPr>
+            <w:tcW w:w="931" w:type="pct"/>
+            <w:tcBorders>
+              <w:top w:val="single" w:color="auto" w:sz="4" w:space="0"/>
+              <w:left w:val="single" w:color="000000" w:sz="4" w:space="0"/>
+              <w:bottom w:val="single" w:color="auto" w:sz="4" w:space="0"/>
+              <w:right w:val="single" w:color="000000" w:sz="4" w:space="0"/>
+            </w:tcBorders>
+            <w:noWrap w:val="0"/>
+            <w:tcMar>
+              <w:left w:w="108" w:type="dxa"/>
+              <w:right w:w="108" w:type="dxa"/>
+            </w:tcMar>
+            <w:vAlign w:val="center"/>
+          </w:tcPr>
+          <w:p/>
+        </w:tc>
+        <w:tc>
+          <w:tcPr>
+            <w:tcW w:w="568" w:type="pct"/>
+            <w:tcBorders>
+              <w:top w:val="single" w:color="auto" w:sz="4" w:space="0"/>
+              <w:left w:val="single" w:color="000000" w:sz="4" w:space="0"/>
+              <w:bottom w:val="single" w:color="auto" w:sz="4" w:space="0"/>
+              <w:right w:val="single" w:color="000000" w:sz="4" w:space="0"/>
+            </w:tcBorders>
+            <w:noWrap w:val="0"/>
+            <w:tcMar>
+              <w:left w:w="108" w:type="dxa"/>
+              <w:right w:w="108" w:type="dxa"/>
+            </w:tcMar>
+            <w:vAlign w:val="center"/>
+          </w:tcPr>
+          <w:p/>
+        </w:tc>
+        <w:tc>
+          <w:tcPr>
+            <w:tcW w:w="699" w:type="pct"/>
+            <w:tcBorders>
+              <w:top w:val="single" w:color="000000" w:sz="4" w:space="0"/>
+              <w:left w:val="single" w:color="auto" w:sz="4" w:space="0"/>
+              <w:bottom w:val="single" w:color="000000" w:sz="4" w:space="0"/>
+              <w:right w:val="single" w:color="auto" w:sz="4" w:space="0"/>
+            </w:tcBorders>
+            <w:noWrap w:val="0"/>
+            <w:tcMar>
+              <w:left w:w="108" w:type="dxa"/>
+              <w:right w:w="108" w:type="dxa"/>
+            </w:tcMar>
+            <w:vAlign w:val="center"/>
+          </w:tcPr>
+          <w:p>
+            <w:pPr>
+              <w:keepNext w:val="0"/>
+              <w:keepLines w:val="0"/>
+              <w:widowControl/>
+              <w:suppressLineNumbers w:val="0"/>
+              <w:jc w:val="center"/>
+              <w:textAlignment w:val="center"/>
+              <w:rPr>
+                <w:rFonts w:hint="eastAsia" w:ascii="楷体" w:hAnsi="楷体" w:eastAsia="楷体" w:cs="楷体"/>
+                <w:i w:val="0"/>
+                <w:iCs w:val="0"/>
+                <w:color w:val="000000"/>
+                <w:kern w:val="2"/>
+                <w:sz w:val="20"/>
+                <w:szCs w:val="20"/>
+                <w:u w:val="none"/>
+                <w:lang w:val="en-US" w:eastAsia="zh-CN" w:bidi="ar-SA"/>
+              </w:rPr>
+            </w:pPr>
+            <w:r>
+              <w:rPr>
+                <w:rFonts w:hint="eastAsia" w:ascii="楷体" w:hAnsi="楷体" w:eastAsia="楷体" w:cs="楷体"/>
+                <w:color w:val="000000"/>
+                <w:kern w:val="0"/>
+                <w:sz w:val="20"/>
+                <w:lang w:val="en-US" w:eastAsia="zh-CN" w:bidi="ar"/>
+              </w:rPr>
+              <w:t>{{ total_area }}</w:t>
+            </w:r>
+          </w:p>
+        </w:tc>
+        <w:tc>
+          <w:tcPr>
+            <w:tcW w:w="714" w:type="pct"/>
+            <w:tcBorders>
+              <w:top w:val="single" w:color="000000" w:sz="4" w:space="0"/>
+              <w:left w:val="single" w:color="auto" w:sz="4" w:space="0"/>
+              <w:bottom w:val="single" w:color="000000" w:sz="4" w:space="0"/>
+              <w:right w:val="single" w:color="000000" w:sz="4" w:space="0"/>
+            </w:tcBorders>
+            <w:noWrap w:val="0"/>
+            <w:tcMar>
+              <w:left w:w="108" w:type="dxa"/>
+              <w:right w:w="108" w:type="dxa"/>
+            </w:tcMar>
+            <w:vAlign w:val="center"/>
+          </w:tcPr>
+          <w:p/>
+        </w:tc>
+        <w:tc>
+          <w:tcPr>
+            <w:tcW w:w="664" w:type="pct"/>
+            <w:tcBorders>
+              <w:top w:val="single" w:color="000000" w:sz="4" w:space="0"/>
+              <w:left w:val="single" w:color="000000" w:sz="4" w:space="0"/>
+              <w:bottom w:val="single" w:color="000000" w:sz="4" w:space="0"/>
+              <w:right w:val="single" w:color="000000" w:sz="4" w:space="0"/>
+            </w:tcBorders>
+            <w:noWrap w:val="0"/>
+            <w:tcMar>
+              <w:left w:w="108" w:type="dxa"/>
+              <w:right w:w="108" w:type="dxa"/>
+            </w:tcMar>
+            <w:vAlign w:val="center"/>
+          </w:tcPr>
+          <w:p>
+            <w:pPr>
+              <w:keepNext w:val="0"/>
+              <w:keepLines w:val="0"/>
+              <w:widowControl/>
+              <w:suppressLineNumbers w:val="0"/>
+              <w:jc w:val="center"/>
+              <w:textAlignment w:val="center"/>
+              <w:rPr>
+                <w:rFonts w:hint="eastAsia" w:ascii="楷体" w:hAnsi="楷体" w:eastAsia="楷体" w:cs="楷体"/>
+                <w:i w:val="0"/>
+                <w:iCs w:val="0"/>
+                <w:color w:val="000000"/>
+                <w:kern w:val="2"/>
+                <w:sz w:val="20"/>
+                <w:szCs w:val="20"/>
+                <w:u w:val="none"/>
+                <w:lang w:val="en-US" w:eastAsia="zh-CN" w:bidi="ar-SA"/>
+              </w:rPr>
+            </w:pPr>
+            <w:r>
+              <w:rPr>
+                <w:rFonts w:hint="eastAsia" w:ascii="楷体" w:hAnsi="楷体" w:eastAsia="楷体" w:cs="楷体"/>
+                <w:color w:val="000000"/>
+                <w:kern w:val="0"/>
+                <w:sz w:val="20"/>
+                <w:lang w:val="en-US" w:eastAsia="zh-CN" w:bidi="ar"/>
+              </w:rPr>
+              <w:t>{{ total_value }}</w:t>
             </w:r>
           </w:p>
         </w:tc>
@@ -6997,7 +7585,7 @@
           <w:sz w:val="28"/>
           <w:szCs w:val="28"/>
         </w:rPr>
-        <w:t>不相一致假设是指在估价对象的实际用途、房屋登记用途、土地登记用途、规划用途等用途之间不一致，或房屋权属证明、土地权属证明等的权利人之间不一致，估价对象的名称不一致等情况下，对估价所依据的用途或权利人、名称等的合理假定。</w:t>
+        <w:t>不相一致假设是指在估价对象的实际用途、房屋登记用途、土地登记用途、规划用途等用途之间不一致，或房屋权属证明、土地权属证明等的权利人之间不一致，估价对象的名称不一致等情况下，对估价所依据的用途或权利人、名称等的合理假定。本次估价对象已取得《不动产权证》，且为浙（2020）萧山区不动产权第0038943号《不动产权证》中的一部分，现场实际门牌号为{{ address }}，与证载坐落萧山区北干街道萧山科创中心3幢1201室不相一致，本次估计根据现场实际门牌号为准。</w:t>
       </w:r>
       <w:bookmarkStart w:id="36" w:name="OLE_LINK11"/>
       <w:r>
@@ -7007,7 +7595,7 @@
           <w:sz w:val="28"/>
           <w:szCs w:val="28"/>
         </w:rPr>
-        <w:t>本次</w:t>
+        <w:t/>
       </w:r>
       <w:bookmarkEnd w:id="36"/>
       <w:r>
@@ -7018,16 +7606,16 @@
           <w:szCs w:val="28"/>
           <w:lang w:val="en-US" w:eastAsia="zh-CN" w:bidi="ar-SA"/>
         </w:rPr>
-        <w:t>估价对象已取得《不动产权证》，且为浙（2020）萧山区不动产权第0038943号《不动产权证》中的一部分，现场实际门牌号为{{ address }}，与证载坐落萧山区北干街道萧山科创中心3幢1201室不相一致，本次估计根据现场实际门牌号为准</w:t>
-      </w:r>
-      <w:r>
-        <w:rPr>
-          <w:rFonts w:hint="eastAsia" w:ascii="楷体" w:hAnsi="楷体" w:eastAsia="楷体"/>
-          <w:bCs/>
-          <w:sz w:val="28"/>
-          <w:szCs w:val="28"/>
-        </w:rPr>
-        <w:t>。</w:t>
+        <w:t/>
+      </w:r>
+      <w:r>
+        <w:rPr>
+          <w:rFonts w:hint="eastAsia" w:ascii="楷体" w:hAnsi="楷体" w:eastAsia="楷体"/>
+          <w:bCs/>
+          <w:sz w:val="28"/>
+          <w:szCs w:val="28"/>
+        </w:rPr>
+        <w:t/>
       </w:r>
     </w:p>
     <w:p>
@@ -8169,7 +8757,7 @@
                 <w:sz w:val="20"/>
                 <w:lang w:val="en-US" w:eastAsia="zh-CN" w:bidi="ar"/>
               </w:rPr>
-              <w:t>1</w:t>
+              <w:t>{%tr for s in subjects %}</w:t>
             </w:r>
           </w:p>
         </w:tc>
@@ -8415,7 +9003,7 @@
                 <w:sz w:val="20"/>
                 <w:lang w:val="en-US" w:eastAsia="zh-CN" w:bidi="ar"/>
               </w:rPr>
-              <w:t>2</w:t>
+              <w:t>{{ s.index }}</w:t>
             </w:r>
           </w:p>
         </w:tc>
@@ -8463,7 +9051,7 @@
                 <w:sz w:val="20"/>
                 <w:lang w:val="en-US" w:eastAsia="zh-CN" w:bidi="ar"/>
               </w:rPr>
-              <w:t>{{ owner }}</w:t>
+              <w:t>{{ s.owner }}</w:t>
             </w:r>
           </w:p>
         </w:tc>
@@ -8511,7 +9099,7 @@
                 <w:sz w:val="20"/>
                 <w:lang w:val="en-US" w:eastAsia="zh-CN" w:bidi="ar"/>
               </w:rPr>
-              <w:t>萧山区北干街道萧山科创中心3幢1208室</w:t>
+              <w:t>{{ s.address }}</w:t>
             </w:r>
           </w:p>
         </w:tc>
@@ -8559,7 +9147,7 @@
                 <w:sz w:val="20"/>
                 <w:lang w:val="en-US" w:eastAsia="zh-CN" w:bidi="ar"/>
               </w:rPr>
-              <w:t>办公</w:t>
+              <w:t>{{ s.usage }}</w:t>
             </w:r>
           </w:p>
         </w:tc>
@@ -8607,7 +9195,253 @@
                 <w:sz w:val="20"/>
                 <w:lang w:val="en-US" w:eastAsia="zh-CN" w:bidi="ar"/>
               </w:rPr>
-              <w:t>356.29</w:t>
+              <w:t>{{ s.area }}</w:t>
+            </w:r>
+          </w:p>
+        </w:tc>
+      </w:tr>
+      <w:tr>
+        <w:trPr>
+          <w:trHeight w:val="285" w:hRule="atLeast"/>
+          <w:jc w:val="center"/>
+        </w:trPr>
+        <w:tc>
+          <w:tcPr>
+            <w:tcW w:w="396" w:type="pct"/>
+            <w:tcBorders>
+              <w:top w:val="single" w:color="000000" w:sz="4" w:space="0"/>
+              <w:left w:val="single" w:color="000000" w:sz="4" w:space="0"/>
+              <w:bottom w:val="single" w:color="000000" w:sz="4" w:space="0"/>
+              <w:right w:val="single" w:color="auto" w:sz="4" w:space="0"/>
+            </w:tcBorders>
+            <w:noWrap w:val="0"/>
+            <w:tcMar>
+              <w:left w:w="108" w:type="dxa"/>
+              <w:right w:w="108" w:type="dxa"/>
+            </w:tcMar>
+            <w:vAlign w:val="center"/>
+          </w:tcPr>
+          <w:p>
+            <w:pPr>
+              <w:keepNext w:val="0"/>
+              <w:keepLines w:val="0"/>
+              <w:widowControl/>
+              <w:suppressLineNumbers w:val="0"/>
+              <w:jc w:val="center"/>
+              <w:textAlignment w:val="center"/>
+              <w:rPr>
+                <w:rFonts w:hint="eastAsia" w:ascii="楷体" w:hAnsi="楷体" w:eastAsia="楷体" w:cs="楷体"/>
+                <w:i w:val="0"/>
+                <w:iCs w:val="0"/>
+                <w:color w:val="000000"/>
+                <w:kern w:val="2"/>
+                <w:sz w:val="20"/>
+                <w:szCs w:val="20"/>
+                <w:u w:val="none"/>
+                <w:lang w:val="en-US" w:eastAsia="zh-CN" w:bidi="ar-SA"/>
+              </w:rPr>
+            </w:pPr>
+            <w:r>
+              <w:rPr>
+                <w:rFonts w:hint="eastAsia" w:ascii="楷体" w:hAnsi="楷体" w:eastAsia="楷体" w:cs="楷体"/>
+                <w:color w:val="000000"/>
+                <w:kern w:val="0"/>
+                <w:sz w:val="20"/>
+                <w:lang w:val="en-US" w:eastAsia="zh-CN" w:bidi="ar"/>
+              </w:rPr>
+              <w:t>{%tr endfor %}</w:t>
+            </w:r>
+          </w:p>
+        </w:tc>
+        <w:tc>
+          <w:tcPr>
+            <w:tcW w:w="1388" w:type="pct"/>
+            <w:tcBorders>
+              <w:top w:val="single" w:color="auto" w:sz="4" w:space="0"/>
+              <w:left w:val="single" w:color="auto" w:sz="4" w:space="0"/>
+              <w:bottom w:val="single" w:color="auto" w:sz="4" w:space="0"/>
+              <w:right w:val="single" w:color="000000" w:sz="4" w:space="0"/>
+            </w:tcBorders>
+            <w:noWrap w:val="0"/>
+            <w:tcMar>
+              <w:left w:w="108" w:type="dxa"/>
+              <w:right w:w="108" w:type="dxa"/>
+            </w:tcMar>
+            <w:vAlign w:val="center"/>
+          </w:tcPr>
+          <w:p>
+            <w:pPr>
+              <w:keepNext w:val="0"/>
+              <w:keepLines w:val="0"/>
+              <w:widowControl/>
+              <w:suppressLineNumbers w:val="0"/>
+              <w:jc w:val="center"/>
+              <w:textAlignment w:val="center"/>
+              <w:rPr>
+                <w:rFonts w:hint="eastAsia" w:ascii="楷体" w:hAnsi="楷体" w:eastAsia="楷体" w:cs="楷体"/>
+                <w:i w:val="0"/>
+                <w:iCs w:val="0"/>
+                <w:color w:val="000000"/>
+                <w:kern w:val="2"/>
+                <w:sz w:val="20"/>
+                <w:szCs w:val="20"/>
+                <w:u w:val="none"/>
+                <w:lang w:val="en-US" w:eastAsia="zh-CN" w:bidi="ar-SA"/>
+              </w:rPr>
+            </w:pPr>
+            <w:r>
+              <w:rPr>
+                <w:rFonts w:hint="eastAsia" w:ascii="楷体" w:hAnsi="楷体" w:eastAsia="楷体" w:cs="楷体"/>
+                <w:color w:val="000000"/>
+                <w:kern w:val="0"/>
+                <w:sz w:val="20"/>
+                <w:lang w:val="en-US" w:eastAsia="zh-CN" w:bidi="ar"/>
+              </w:rPr>
+              <w:t>{{ owner }}</w:t>
+            </w:r>
+          </w:p>
+        </w:tc>
+        <w:tc>
+          <w:tcPr>
+            <w:tcW w:w="1327" w:type="pct"/>
+            <w:tcBorders>
+              <w:top w:val="single" w:color="auto" w:sz="4" w:space="0"/>
+              <w:left w:val="single" w:color="000000" w:sz="4" w:space="0"/>
+              <w:bottom w:val="single" w:color="auto" w:sz="4" w:space="0"/>
+              <w:right w:val="single" w:color="000000" w:sz="4" w:space="0"/>
+            </w:tcBorders>
+            <w:noWrap w:val="0"/>
+            <w:tcMar>
+              <w:left w:w="108" w:type="dxa"/>
+              <w:right w:w="108" w:type="dxa"/>
+            </w:tcMar>
+            <w:vAlign w:val="center"/>
+          </w:tcPr>
+          <w:p>
+            <w:pPr>
+              <w:keepNext w:val="0"/>
+              <w:keepLines w:val="0"/>
+              <w:widowControl/>
+              <w:suppressLineNumbers w:val="0"/>
+              <w:jc w:val="center"/>
+              <w:textAlignment w:val="center"/>
+              <w:rPr>
+                <w:rFonts w:hint="eastAsia" w:ascii="楷体" w:hAnsi="楷体" w:eastAsia="楷体" w:cs="楷体"/>
+                <w:i w:val="0"/>
+                <w:iCs w:val="0"/>
+                <w:color w:val="000000"/>
+                <w:kern w:val="2"/>
+                <w:sz w:val="20"/>
+                <w:szCs w:val="20"/>
+                <w:u w:val="none"/>
+                <w:lang w:val="en-US" w:eastAsia="zh-CN" w:bidi="ar-SA"/>
+              </w:rPr>
+            </w:pPr>
+            <w:r>
+              <w:rPr>
+                <w:rFonts w:hint="eastAsia" w:ascii="楷体" w:hAnsi="楷体" w:eastAsia="楷体" w:cs="楷体"/>
+                <w:color w:val="000000"/>
+                <w:kern w:val="0"/>
+                <w:sz w:val="20"/>
+                <w:lang w:val="en-US" w:eastAsia="zh-CN" w:bidi="ar"/>
+              </w:rPr>
+              <w:t>萧山区北干街道萧山科创中心3幢1206室</w:t>
+            </w:r>
+          </w:p>
+        </w:tc>
+        <w:tc>
+          <w:tcPr>
+            <w:tcW w:w="818" w:type="pct"/>
+            <w:tcBorders>
+              <w:top w:val="single" w:color="auto" w:sz="4" w:space="0"/>
+              <w:left w:val="single" w:color="000000" w:sz="4" w:space="0"/>
+              <w:bottom w:val="single" w:color="auto" w:sz="4" w:space="0"/>
+              <w:right w:val="single" w:color="000000" w:sz="4" w:space="0"/>
+            </w:tcBorders>
+            <w:noWrap w:val="0"/>
+            <w:tcMar>
+              <w:left w:w="108" w:type="dxa"/>
+              <w:right w:w="108" w:type="dxa"/>
+            </w:tcMar>
+            <w:vAlign w:val="center"/>
+          </w:tcPr>
+          <w:p>
+            <w:pPr>
+              <w:keepNext w:val="0"/>
+              <w:keepLines w:val="0"/>
+              <w:widowControl/>
+              <w:suppressLineNumbers w:val="0"/>
+              <w:jc w:val="center"/>
+              <w:textAlignment w:val="center"/>
+              <w:rPr>
+                <w:rFonts w:hint="eastAsia" w:ascii="楷体" w:hAnsi="楷体" w:eastAsia="楷体" w:cs="楷体"/>
+                <w:i w:val="0"/>
+                <w:iCs w:val="0"/>
+                <w:color w:val="000000"/>
+                <w:kern w:val="2"/>
+                <w:sz w:val="20"/>
+                <w:szCs w:val="20"/>
+                <w:u w:val="none"/>
+                <w:lang w:val="en-US" w:eastAsia="zh-CN" w:bidi="ar-SA"/>
+              </w:rPr>
+            </w:pPr>
+            <w:r>
+              <w:rPr>
+                <w:rFonts w:hint="eastAsia" w:ascii="楷体" w:hAnsi="楷体" w:eastAsia="楷体" w:cs="楷体"/>
+                <w:color w:val="000000"/>
+                <w:kern w:val="0"/>
+                <w:sz w:val="20"/>
+                <w:lang w:val="en-US" w:eastAsia="zh-CN" w:bidi="ar"/>
+              </w:rPr>
+              <w:t>办公</w:t>
+            </w:r>
+          </w:p>
+        </w:tc>
+        <w:tc>
+          <w:tcPr>
+            <w:tcW w:w="1071" w:type="pct"/>
+            <w:tcBorders>
+              <w:top w:val="single" w:color="auto" w:sz="4" w:space="0"/>
+              <w:left w:val="single" w:color="000000" w:sz="4" w:space="0"/>
+              <w:bottom w:val="single" w:color="auto" w:sz="4" w:space="0"/>
+              <w:right w:val="single" w:color="000000" w:sz="4" w:space="0"/>
+            </w:tcBorders>
+            <w:noWrap w:val="0"/>
+            <w:tcMar>
+              <w:left w:w="108" w:type="dxa"/>
+              <w:right w:w="108" w:type="dxa"/>
+            </w:tcMar>
+            <w:vAlign w:val="center"/>
+          </w:tcPr>
+          <w:p>
+            <w:pPr>
+              <w:keepNext w:val="0"/>
+              <w:keepLines w:val="0"/>
+              <w:widowControl/>
+              <w:suppressLineNumbers w:val="0"/>
+              <w:jc w:val="center"/>
+              <w:textAlignment w:val="center"/>
+              <w:rPr>
+                <w:rFonts w:hint="eastAsia" w:ascii="楷体" w:hAnsi="楷体" w:eastAsia="楷体" w:cs="楷体"/>
+                <w:i w:val="0"/>
+                <w:iCs w:val="0"/>
+                <w:color w:val="000000"/>
+                <w:kern w:val="2"/>
+                <w:sz w:val="20"/>
+                <w:szCs w:val="20"/>
+                <w:u w:val="none"/>
+                <w:lang w:val="en-US" w:eastAsia="zh-CN" w:bidi="ar-SA"/>
+              </w:rPr>
+            </w:pPr>
+            <w:r>
+              <w:rPr>
+                <w:rFonts w:hint="eastAsia" w:ascii="楷体" w:hAnsi="楷体" w:eastAsia="楷体" w:cs="楷体"/>
+                <w:color w:val="000000"/>
+                <w:kern w:val="0"/>
+                <w:sz w:val="20"/>
+                <w:lang w:val="en-US" w:eastAsia="zh-CN" w:bidi="ar"/>
+              </w:rPr>
+              <w:t>367.4</w:t>
             </w:r>
           </w:p>
         </w:tc>

--- a/templates/办公.docx
+++ b/templates/办公.docx
@@ -1677,7 +1677,7 @@
           <w:szCs w:val="28"/>
           <w:lang w:val="en-US" w:eastAsia="zh-CN" w:bidi="ar-SA"/>
         </w:rPr>
-        <w:t>估价结果</w:t>
+        <w:t>估价结果：我公司根据估价目的，遵循估价原则，采用上述方法，在认真分析估价委托人提供的资料以及估价人员实地查勘和市场调查取得的资料基础上，对影响房地产价值的因素进行了分析，经过测算，结合估价经验，于价值时点在满足所有估价假设和限制条件下，确定估价对象的年租赁价值为{{ total_value }}元，大写：人民币{{ total_value_capital }}，详见下表。</w:t>
       </w:r>
       <w:r>
         <w:rPr>
@@ -1687,7 +1687,7 @@
           <w:szCs w:val="28"/>
           <w:lang w:val="en-US" w:eastAsia="zh-CN" w:bidi="ar-SA"/>
         </w:rPr>
-        <w:t>：我公司根据估价目的，遵循估价原则，采用上述方法，在认真分析估价委托人提供的资料以及估价人员实地查勘和市场调查取得的资料基础上，对影响房地产价值的因素进行了分析，经过测算，结合估价经验，于价值时点在满足所有估价假设和限制条件下，</w:t>
+        <w:t/>
       </w:r>
       <w:r>
         <w:rPr>
@@ -1698,7 +1698,7 @@
           <w:szCs w:val="28"/>
           <w:lang w:val="en-US" w:eastAsia="zh-CN" w:bidi="ar-SA"/>
         </w:rPr>
-        <w:t>确定估价对象的年租赁价值为747536元，大写：人民币</w:t>
+        <w:t/>
       </w:r>
       <w:bookmarkStart w:id="8" w:name="OLE_LINK9_ai"/>
       <w:r>
@@ -1710,7 +1710,7 @@
           <w:szCs w:val="28"/>
           <w:lang w:val="en-US" w:eastAsia="zh-CN" w:bidi="ar-SA"/>
         </w:rPr>
-        <w:t>柒拾肆万柒仟伍佰叁拾陆</w:t>
+        <w:t/>
       </w:r>
       <w:bookmarkEnd w:id="8"/>
       <w:r>
@@ -1722,7 +1722,7 @@
           <w:szCs w:val="28"/>
           <w:lang w:val="en-US" w:eastAsia="zh-CN" w:bidi="ar-SA"/>
         </w:rPr>
-        <w:t>元整，详见下表。</w:t>
+        <w:t/>
       </w:r>
     </w:p>
     <w:p>
@@ -7676,7 +7676,7 @@
           <w:szCs w:val="28"/>
           <w:lang w:val="en-US" w:eastAsia="zh-CN" w:bidi="ar-SA"/>
         </w:rPr>
-        <w:t>依据不足假设是指在估价委托人无法提供估价所必需的反映估价对象状况的资料以及注册房地产估价师进行了尽职调查仍然难以取得该资料的情况下，对缺少该资料及对相应的估价对象状况的合理假定。估价对象已取得《不动产权证》，且为浙（2020）萧山区不动产权第0038943号《不动产权证》中的一部分，根据《委托评估协议书》设定：{{ owner }}位于{{ address }}的房地产，估价对象范围为房屋建筑面积723.69平方米及其分摊的土地使用权，设定出租用途为办公。若离开上述前提，本次估价结果应做相应调整乃至重新评估。</w:t>
+        <w:t>依据不足假设是指在估价委托人无法提供估价所必需的反映估价对象状况的资料以及注册房地产估价师进行了尽职调查仍然难以取得该资料的情况下，对缺少该资料及对相应的估价对象状况的合理假定。估价对象已取得《不动产权证》，且为浙（2020）萧山区不动产权第0038943号《不动产权证》中的一部分，根据《委托评估协议书》设定：{{ owner }}位于{{ address }}的房地产，估价对象范围为{{ scale }}，设定出租用途为{{ usage }}。若离开上述前提，本次估价结果应做相应调整乃至重新评估。</w:t>
       </w:r>
     </w:p>
     <w:p>
@@ -11093,7 +11093,7 @@
                 <w:sz w:val="20"/>
                 <w:lang w:val="en-US" w:eastAsia="zh-CN" w:bidi="ar"/>
               </w:rPr>
-              <w:t>萧山区北干街道萧山科创中心3幢1208室房屋建筑面积356.29平方米，3幢1206室房屋建筑面积367.4平方米，共计房屋建筑面积723.69平方米</w:t>
+              <w:t>{{ subjects_narrative }}</w:t>
             </w:r>
           </w:p>
         </w:tc>
@@ -12499,7 +12499,7 @@
                 <w:u w:val="none"/>
                 <w:lang w:val="en-US" w:eastAsia="zh-CN" w:bidi="ar"/>
               </w:rPr>
-              <w:t>房屋建筑面积723.69平方米及其分摊的土地使用权</w:t>
+              <w:t>{{ scale }}</w:t>
             </w:r>
           </w:p>
         </w:tc>
@@ -15310,7 +15310,7 @@
           <w:szCs w:val="28"/>
           <w:lang w:val="en-US" w:eastAsia="zh-CN" w:bidi="ar-SA"/>
         </w:rPr>
-        <w:t>我公司根据估价目的，遵循估价原则，采用上述方法，在认真分析估价委托人提供的资料以及估价人员实地查勘和市场调查取得的资料基础上，对影响房地产价值的因素进行了分析，经过测算，结合估价经验，于价值时点2026年3月26日在满足所有估价假设和限制条件下，</w:t>
+        <w:t>我公司根据估价目的，遵循估价原则，采用上述方法，在认真分析估价委托人提供的资料以及估价人员实地查勘和市场调查取得的资料基础上，对影响房地产价值的因素进行了分析，经过测算，结合估价经验，于价值时点{{ value_date_cn }}在满足所有估价假设和限制条件下，确定估价对象的年租赁价值为{{ total_value }}元，大写：人民币{{ total_value_capital }}。</w:t>
       </w:r>
       <w:r>
         <w:rPr>
@@ -15321,7 +15321,7 @@
           <w:szCs w:val="28"/>
           <w:lang w:val="en-US" w:eastAsia="zh-CN" w:bidi="ar-SA"/>
         </w:rPr>
-        <w:t>确定估价对象的年租赁价值为747536元，大写：人民币柒拾肆万柒仟伍佰叁拾陆元整。</w:t>
+        <w:t/>
       </w:r>
     </w:p>
     <w:p>

--- a/templates/办公.docx
+++ b/templates/办公.docx
@@ -339,7 +339,7 @@
           <w:szCs w:val="32"/>
           <w:lang w:val="en-US" w:eastAsia="zh-CN" w:bidi="ar-SA"/>
         </w:rPr>
-        <w:t>估价报告出具日期：{{ issue_date }}</w:t>
+        <w:t>估价报告出具日期：{{ issue_date_cn }}</w:t>
       </w:r>
       <w:r>
         <w:rPr>
@@ -3436,7 +3436,7 @@
           <w:szCs w:val="28"/>
           <w:lang w:val="en-US" w:eastAsia="zh-CN" w:bidi="ar-SA"/>
         </w:rPr>
-        <w:t>（1）本估价结果使用有效期限为从本报告出具之日起一年（{{ issue_date }}至2027年6月4日止），若未满足上述条件，需重新估价。</w:t>
+        <w:t>（1）本估价结果使用有效期限为从本报告出具之日起一年（{{ issue_date_cn }}至{{ validity_end_cn }}止），若未满足上述条件，需重新估价。</w:t>
       </w:r>
     </w:p>
     <w:p>
@@ -3576,7 +3576,7 @@
           <w:szCs w:val="28"/>
           <w:lang w:val="en-US" w:eastAsia="zh-CN" w:bidi="ar-SA"/>
         </w:rPr>
-        <w:t>{{ issue_date }}</w:t>
+        <w:t>{{ issue_date_cn }}</w:t>
       </w:r>
     </w:p>
     <w:p>
@@ -15848,7 +15848,7 @@
           <w:szCs w:val="28"/>
           <w:lang w:val="en-US" w:eastAsia="zh-CN" w:bidi="ar-SA"/>
         </w:rPr>
-        <w:t>2026年3月26日至{{ issue_date }}。</w:t>
+        <w:t>{{ work_period }}。</w:t>
       </w:r>
     </w:p>
     <w:p>
